--- a/docs/标注流程操作手册.docx
+++ b/docs/标注流程操作手册.docx
@@ -2117,7 +2117,7 @@
         <w:br/>
         <w:t>python src\py\gen_report.py      # 用大模型生成运营方案 → md</w:t>
         <w:br/>
-        <w:t>python src\py\make_dashboard.py  # 交互式看板 → results\看板.html（单文件，断网可用）</w:t>
+        <w:t>python src\py\make_dashboard.py  # 交互式看板 → docs\index.html（单文件，断网可用 + 可发布到 Pages）</w:t>
         <w:br/>
         <w:t>python src\md2docx.py &lt;in.md&gt; &lt;out.docx&gt;   # Markdown → Word</w:t>
       </w:r>
